--- a/_implementation-notes/evening-series/FotH Pilot Session 12 Evening Run Sheet DRAFT v1.docx
+++ b/_implementation-notes/evening-series/FotH Pilot Session 12 Evening Run Sheet DRAFT v1.docx
@@ -585,7 +585,7 @@
           <w:b/>
           <w:bCs/>
         </w:rPr>
-        <w:t xml:space="preserve">The practice, week one.</w:t>
+        <w:t>The homework practice, week one.</w:t>
       </w:r>
       <w:r>
         <w:t xml:space="preserve"> </w:t>
@@ -641,7 +641,7 @@
           <w:b/>
           <w:bCs/>
         </w:rPr>
-        <w:t xml:space="preserve">The practice, week two.</w:t>
+        <w:t>The homework practice, week two.</w:t>
       </w:r>
       <w:r>
         <w:t xml:space="preserve"> </w:t>
@@ -772,6 +772,66 @@
       </w:r>
       <w:r>
         <w:t xml:space="preserve">above is the default, not the decision.</w:t>
+      </w:r>
+    </w:p>
+    <w:p>
+      <w:pPr>
+        <w:pStyle w:val="Compact"/>
+        <w:numPr>
+          <w:ilvl w:val="0"/>
+          <w:numId w:val="1002"/>
+        </w:numPr>
+      </w:pPr>
+      <w:r>
+        <w:t>The evening opens on the map.</w:t>
+      </w:r>
+      <w:r>
+        <w:t xml:space="preserve"> The Four Connects grounding slide now opens every session. Session 12 returns to the whole map — all four Connects, rebuilt after the break. Each connection makes the next one real (Matt. 22:37–40).</w:t>
+      </w:r>
+    </w:p>
+    <w:p>
+      <w:pPr>
+        <w:pStyle w:val="Compact"/>
+        <w:numPr>
+          <w:ilvl w:val="0"/>
+          <w:numId w:val="1002"/>
+        </w:numPr>
+      </w:pPr>
+      <w:r>
+        <w:t>A pair leads, visibly.</w:t>
+      </w:r>
+      <w:r>
+        <w:t xml:space="preserve"> Name it in the welcome: two leaders hold tonight — container and content — and the room will see the evening handed back and forth between them. That is the design. The pair practices the session together before the evening (at the planning lab, or before dinner), so each knows who is where in the flow.</w:t>
+      </w:r>
+    </w:p>
+    <w:p>
+      <w:pPr>
+        <w:pStyle w:val="Compact"/>
+        <w:numPr>
+          <w:ilvl w:val="0"/>
+          <w:numId w:val="1002"/>
+        </w:numPr>
+      </w:pPr>
+      <w:r>
+        <w:t>Split only if the room needs it.</w:t>
+      </w:r>
+      <w:r>
+        <w:t xml:space="preserve"> Any split-and-merge assumes numbers. With six or so around the table, stay one circle — or drop into quick pair work in place, knee to knee, which does the same work faster. Pair work is also the standing time-recovery lever: a full split-and-merge costs about five minutes.</w:t>
+      </w:r>
+    </w:p>
+    <w:p>
+      <w:pPr>
+        <w:pStyle w:val="Compact"/>
+        <w:numPr>
+          <w:ilvl w:val="0"/>
+          <w:numId w:val="1002"/>
+        </w:numPr>
+      </w:pPr>
+      <w:r>
+        <w:t>The container holder is the busier seat.</w:t>
+      </w:r>
+      <w:r>
+        <w:t xml:space="preserve"> Clock and room both: a continuous read against safe, present, clear, intentional — noticing anyone triggered or checked out. Anything of weight goes to the backstop adult; that handoff is the bright line working, not the container failing.</w:t>
       </w:r>
     </w:p>
     <w:bookmarkEnd w:id="11"/>

--- a/_implementation-notes/evening-series/FotH Pilot Session 12 Evening Run Sheet DRAFT v1.docx
+++ b/_implementation-notes/evening-series/FotH Pilot Session 12 Evening Run Sheet DRAFT v1.docx
@@ -464,29 +464,29 @@
               <w:pStyle w:val="Compact"/>
             </w:pPr>
             <w:r>
-              <w:t xml:space="preserve">8:24-8:28</w:t>
-            </w:r>
-          </w:p>
-        </w:tc>
-        <w:tc>
-          <w:tcPr/>
-          <w:p>
-            <w:pPr>
-              <w:pStyle w:val="Compact"/>
-            </w:pPr>
-            <w:r>
-              <w:t xml:space="preserve">Leader Feedback Round, both leaders: what went well, what I would do differently, the teach-back.</w:t>
-            </w:r>
-          </w:p>
-        </w:tc>
-        <w:tc>
-          <w:tcPr/>
-          <w:p>
-            <w:pPr>
-              <w:pStyle w:val="Compact"/>
-            </w:pPr>
-            <w:r>
-              <w:t xml:space="preserve">Both leaders</w:t>
+              <w:t xml:space="preserve">8:24-8:26</w:t>
+            </w:r>
+          </w:p>
+        </w:tc>
+        <w:tc>
+          <w:tcPr/>
+          <w:p>
+            <w:pPr>
+              <w:pStyle w:val="Compact"/>
+            </w:pPr>
+            <w:r>
+              <w:t xml:space="preserve">Closing protocol begins, unhurried: stand; one-word landing.</w:t>
+            </w:r>
+          </w:p>
+        </w:tc>
+        <w:tc>
+          <w:tcPr/>
+          <w:p>
+            <w:pPr>
+              <w:pStyle w:val="Compact"/>
+            </w:pPr>
+            <w:r>
+              <w:t xml:space="preserve">Container holder</w:t>
             </w:r>
           </w:p>
         </w:tc>
@@ -499,18 +499,53 @@
               <w:pStyle w:val="Compact"/>
             </w:pPr>
             <w:r>
-              <w:t xml:space="preserve">8:28-8:30</w:t>
-            </w:r>
-          </w:p>
-        </w:tc>
-        <w:tc>
-          <w:tcPr/>
-          <w:p>
-            <w:pPr>
-              <w:pStyle w:val="Compact"/>
-            </w:pPr>
-            <w:r>
-              <w:t xml:space="preserve">Closing container reaffirmed; Aaronic blessing.</w:t>
+              <w:t xml:space="preserve">8:26-8:29</w:t>
+            </w:r>
+          </w:p>
+        </w:tc>
+        <w:tc>
+          <w:tcPr/>
+          <w:p>
+            <w:pPr>
+              <w:pStyle w:val="Compact"/>
+            </w:pPr>
+            <w:r>
+              <w:t xml:space="preserve">Leader Feedback Round interposed, both leaders: what went well, what I would do differently, the teach-back.</w:t>
+            </w:r>
+          </w:p>
+        </w:tc>
+        <w:tc>
+          <w:tcPr/>
+          <w:p>
+            <w:pPr>
+              <w:pStyle w:val="Compact"/>
+            </w:pPr>
+            <w:r>
+              <w:t xml:space="preserve">Both leaders</w:t>
+            </w:r>
+          </w:p>
+        </w:tc>
+      </w:tr>
+      <w:tr>
+        <w:tc>
+          <w:tcPr/>
+          <w:p>
+            <w:pPr>
+              <w:pStyle w:val="Compact"/>
+            </w:pPr>
+            <w:r>
+              <w:t xml:space="preserve">8:29-8:30</w:t>
+            </w:r>
+          </w:p>
+        </w:tc>
+        <w:tc>
+          <w:tcPr/>
+          <w:p>
+            <w:pPr>
+              <w:pStyle w:val="Compact"/>
+            </w:pPr>
+            <w:r>
+              <w:t xml:space="preserve">Return: “His mercies did not run out”; Aaronic blessing.</w:t>
             </w:r>
           </w:p>
         </w:tc>

--- a/_implementation-notes/evening-series/FotH Pilot Session 12 Evening Run Sheet DRAFT v1.docx
+++ b/_implementation-notes/evening-series/FotH Pilot Session 12 Evening Run Sheet DRAFT v1.docx
@@ -8,7 +8,7 @@
         <w:pStyle w:val="Heading1"/>
       </w:pPr>
       <w:r>
-        <w:t xml:space="preserve">Session 12, Evening Form — THE RETURN</w:t>
+        <w:t>Evening 9 — THE RETURN</w:t>
       </w:r>
     </w:p>
     <w:p>
@@ -604,7 +604,7 @@
         <w:pStyle w:val="Heading2"/>
       </w:pPr>
       <w:r>
-        <w:t xml:space="preserve">The homework handout (Session 12, two weeks)</w:t>
+        <w:t>The homework handout (Evening 9, two weeks)</w:t>
       </w:r>
     </w:p>
     <w:p>
@@ -821,7 +821,7 @@
         <w:t>The evening opens on the map.</w:t>
       </w:r>
       <w:r>
-        <w:t xml:space="preserve"> The Four Connects grounding slide now opens every session. Session 12 returns to the whole map — all four Connects, rebuilt after the break. Each connection makes the next one real (Matt. 22:37–40).</w:t>
+        <w:t xml:space="preserve"> The Four Connects grounding slide now opens every session. Evening 9 returns to the whole map — all four Connects, rebuilt after the break. Each connection makes the next one real (Matt. 22:37–40).</w:t>
       </w:r>
     </w:p>
     <w:p>
@@ -872,6 +872,8 @@
     <w:bookmarkEnd w:id="11"/>
     <w:bookmarkEnd w:id="12"/>
     <w:sectPr>
+      <w:headerReference w:type="default" r:id="rId9"/>
+      <w:footerReference w:type="default" r:id="rId10"/>
       <w:footnotePr>
         <w:numRestart w:val="eachSect"/>
       </w:footnotePr>
@@ -884,6 +886,16 @@
 <w:comments xmlns:w="http://schemas.openxmlformats.org/wordprocessingml/2006/main" xmlns:m="http://schemas.openxmlformats.org/officeDocument/2006/math" xmlns:r="http://schemas.openxmlformats.org/officeDocument/2006/relationships" xmlns:o="urn:schemas-microsoft-com:office:office" xmlns:v="urn:schemas-microsoft-com:vml" xmlns:w10="urn:schemas-microsoft-com:office:word" xmlns:a="http://schemas.openxmlformats.org/drawingml/2006/main" xmlns:pic="http://schemas.openxmlformats.org/drawingml/2006/picture" xmlns:wp="http://schemas.openxmlformats.org/drawingml/2006/wordprocessingDrawing"/>
 </file>
 
+<file path=word/footer1.xml><?xml version="1.0" encoding="utf-8"?>
+<w:ftr xmlns:m="http://schemas.openxmlformats.org/officeDocument/2006/math" xmlns:mc="http://schemas.openxmlformats.org/markup-compatibility/2006" xmlns:mo="http://schemas.microsoft.com/office/mac/office/2008/main" xmlns:mv="urn:schemas-microsoft-com:mac:vml" xmlns:o="urn:schemas-microsoft-com:office:office" xmlns:r="http://schemas.openxmlformats.org/officeDocument/2006/relationships" xmlns:v="urn:schemas-microsoft-com:vml" xmlns:w10="urn:schemas-microsoft-com:office:word" xmlns:w14="http://schemas.microsoft.com/office/word/2010/wordml" xmlns:w="http://schemas.openxmlformats.org/wordprocessingml/2006/main" xmlns:wne="http://schemas.microsoft.com/office/word/2006/wordml" xmlns:wp14="http://schemas.microsoft.com/office/word/2010/wordprocessingDrawing" xmlns:wp="http://schemas.openxmlformats.org/drawingml/2006/wordprocessingDrawing" xmlns:wpc="http://schemas.microsoft.com/office/word/2010/wordprocessingCanvas" xmlns:wpg="http://schemas.microsoft.com/office/word/2010/wordprocessingGroup" xmlns:wpi="http://schemas.microsoft.com/office/word/2010/wordprocessingInk" xmlns:wps="http://schemas.microsoft.com/office/word/2010/wordprocessingShape" mc:Ignorable="w14 wp14">
+  <w:p>
+    <w:pPr>
+      <w:pStyle w:val="Footer"/>
+    </w:pPr>
+  </w:p>
+</w:ftr>
+</file>
+
 <file path=word/footnotes.xml><?xml version="1.0" encoding="utf-8"?>
 <w:footnotes xmlns:w="http://schemas.openxmlformats.org/wordprocessingml/2006/main" xmlns:m="http://schemas.openxmlformats.org/officeDocument/2006/math" xmlns:r="http://schemas.openxmlformats.org/officeDocument/2006/relationships" xmlns:o="urn:schemas-microsoft-com:office:office" xmlns:v="urn:schemas-microsoft-com:vml" xmlns:w10="urn:schemas-microsoft-com:office:word" xmlns:a="http://schemas.openxmlformats.org/drawingml/2006/main" xmlns:pic="http://schemas.openxmlformats.org/drawingml/2006/picture" xmlns:wp="http://schemas.openxmlformats.org/drawingml/2006/wordprocessingDrawing">
   <w:footnote w:type="continuationSeparator" w:id="0">
@@ -901,6 +913,16 @@
     </w:p>
   </w:footnote>
 </w:footnotes>
+</file>
+
+<file path=word/header1.xml><?xml version="1.0" encoding="utf-8"?>
+<w:hdr xmlns:m="http://schemas.openxmlformats.org/officeDocument/2006/math" xmlns:mc="http://schemas.openxmlformats.org/markup-compatibility/2006" xmlns:mo="http://schemas.microsoft.com/office/mac/office/2008/main" xmlns:mv="urn:schemas-microsoft-com:mac:vml" xmlns:o="urn:schemas-microsoft-com:office:office" xmlns:r="http://schemas.openxmlformats.org/officeDocument/2006/relationships" xmlns:v="urn:schemas-microsoft-com:vml" xmlns:w10="urn:schemas-microsoft-com:office:word" xmlns:w14="http://schemas.microsoft.com/office/word/2010/wordml" xmlns:w="http://schemas.openxmlformats.org/wordprocessingml/2006/main" xmlns:wne="http://schemas.microsoft.com/office/word/2006/wordml" xmlns:wp14="http://schemas.microsoft.com/office/word/2010/wordprocessingDrawing" xmlns:wp="http://schemas.openxmlformats.org/drawingml/2006/wordprocessingDrawing" xmlns:wpc="http://schemas.microsoft.com/office/word/2010/wordprocessingCanvas" xmlns:wpg="http://schemas.microsoft.com/office/word/2010/wordprocessingGroup" xmlns:wpi="http://schemas.microsoft.com/office/word/2010/wordprocessingInk" xmlns:wps="http://schemas.microsoft.com/office/word/2010/wordprocessingShape" mc:Ignorable="w14 wp14">
+  <w:p>
+    <w:pPr>
+      <w:pStyle w:val="Header"/>
+    </w:pPr>
+  </w:p>
+</w:hdr>
 </file>
 
 <file path=word/numbering.xml><?xml version="1.0" encoding="utf-8"?>

--- a/_implementation-notes/evening-series/FotH Pilot Session 12 Evening Run Sheet DRAFT v1.docx
+++ b/_implementation-notes/evening-series/FotH Pilot Session 12 Evening Run Sheet DRAFT v1.docx
@@ -96,14 +96,10 @@
           <w:b/>
           <w:bCs/>
         </w:rPr>
-        <w:t xml:space="preserve">Aim (from the school version).</w:t>
-      </w:r>
-      <w:r>
-        <w:t xml:space="preserve"> </w:t>
-      </w:r>
-      <w:r>
-        <w:t xml:space="preserve">Full re-entry after the Christmas break. Every break is a natural test of whether the practices survived without the container holding them — tonight rebuilds the room, reads without shame what held and what slipped, welcomes back anyone who drifted, and re-anchors the cohort in the year’s map. Slips are data, not failure. The door is the whole point.</w:t>
-      </w:r>
+        <w:t>Aim (from the school version). Full re-entry after a break. Every break is a natural test of whether the practices survived without the container holding them — tonight rebuilds the room, reads without shame what held and what slipped, welcomes back anyone who drifted, and re-anchors the cohort in the year’s map. Slips are data, not failure. The door is the whole point.</w:t>
+      </w:r>
+      <w:r/>
+      <w:r/>
     </w:p>
     <w:p>
       <w:pPr>
